--- a/xq/吴天铭真题3写作.docx
+++ b/xq/吴天铭真题3写作.docx
@@ -10,13 +10,135 @@
     <w:p/>
     <w:p>
       <w:r>
-        <w:t>I hope this email finds you well. I am a new student recently move to Chunhua apartment. I am writing to feedback some issue in our apartment. Yesterday, it was a rainy day. My room has some pit on the ceiling that penetrate water in my room. Also, the windows have gap between the walls. It blown a lot of wind to my room. These make me couldn’t study in quiet. I want to get your help to arrange people to fix these problems.</w:t>
+        <w:t xml:space="preserve">I hope this email finds you well. I am a new student recently </w:t>
+      </w:r>
+      <w:commentRangeStart w:id="0"/>
+      <w:r>
+        <w:t xml:space="preserve">move </w:t>
+      </w:r>
+      <w:commentRangeEnd w:id="0"/>
+      <w:r>
+        <w:rPr>
+          <w:rStyle w:val="af0"/>
+          <w:sz w:val="22"/>
+          <w:szCs w:val="24"/>
+        </w:rPr>
+        <w:commentReference w:id="0"/>
+      </w:r>
+      <w:r>
+        <w:t xml:space="preserve">to Chunhua apartment. I am writing to </w:t>
+      </w:r>
+      <w:commentRangeStart w:id="1"/>
+      <w:r>
+        <w:t xml:space="preserve">feedback </w:t>
+      </w:r>
+      <w:commentRangeEnd w:id="1"/>
+      <w:r>
+        <w:rPr>
+          <w:rStyle w:val="af0"/>
+          <w:sz w:val="22"/>
+          <w:szCs w:val="24"/>
+        </w:rPr>
+        <w:commentReference w:id="1"/>
+      </w:r>
+      <w:r>
+        <w:t xml:space="preserve">some issue in our apartment. Yesterday, it was a rainy day. My room has some </w:t>
+      </w:r>
+      <w:commentRangeStart w:id="2"/>
+      <w:r>
+        <w:t xml:space="preserve">pit </w:t>
+      </w:r>
+      <w:commentRangeEnd w:id="2"/>
+      <w:r>
+        <w:rPr>
+          <w:rStyle w:val="af0"/>
+          <w:sz w:val="22"/>
+          <w:szCs w:val="24"/>
+        </w:rPr>
+        <w:commentReference w:id="2"/>
+      </w:r>
+      <w:r>
+        <w:t xml:space="preserve">on the ceiling that </w:t>
+      </w:r>
+      <w:commentRangeStart w:id="3"/>
+      <w:r>
+        <w:t>penetrate water</w:t>
+      </w:r>
+      <w:commentRangeEnd w:id="3"/>
+      <w:r>
+        <w:rPr>
+          <w:rStyle w:val="af0"/>
+          <w:sz w:val="22"/>
+          <w:szCs w:val="24"/>
+        </w:rPr>
+        <w:commentReference w:id="3"/>
+      </w:r>
+      <w:r>
+        <w:t xml:space="preserve"> in my room. Also, </w:t>
+      </w:r>
+      <w:commentRangeStart w:id="4"/>
+      <w:r>
+        <w:t>the windows have gap between the walls. It blown a lot of wind to my room</w:t>
+      </w:r>
+      <w:commentRangeEnd w:id="4"/>
+      <w:r>
+        <w:rPr>
+          <w:rStyle w:val="af0"/>
+          <w:sz w:val="22"/>
+          <w:szCs w:val="24"/>
+        </w:rPr>
+        <w:commentReference w:id="4"/>
+      </w:r>
+      <w:r>
+        <w:t xml:space="preserve">. </w:t>
+      </w:r>
+      <w:commentRangeStart w:id="5"/>
+      <w:r>
+        <w:t>These make me couldn’t study in quiet</w:t>
+      </w:r>
+      <w:commentRangeEnd w:id="5"/>
+      <w:r>
+        <w:rPr>
+          <w:rStyle w:val="af0"/>
+          <w:sz w:val="22"/>
+          <w:szCs w:val="24"/>
+        </w:rPr>
+        <w:commentReference w:id="5"/>
+      </w:r>
+      <w:r>
+        <w:t>. I want to get your help to arrange</w:t>
+      </w:r>
+      <w:commentRangeStart w:id="6"/>
+      <w:commentRangeEnd w:id="6"/>
+      <w:r>
+        <w:rPr>
+          <w:rStyle w:val="af0"/>
+          <w:sz w:val="22"/>
+          <w:szCs w:val="24"/>
+        </w:rPr>
+        <w:commentReference w:id="6"/>
+      </w:r>
+      <w:r>
+        <w:t xml:space="preserve"> people to fix these problems.</w:t>
       </w:r>
     </w:p>
     <w:p/>
     <w:p>
       <w:r>
-        <w:t>Best regard,</w:t>
+        <w:t>Best regard</w:t>
+      </w:r>
+      <w:commentRangeStart w:id="7"/>
+      <w:commentRangeEnd w:id="7"/>
+      <w:r>
+        <w:rPr>
+          <w:rStyle w:val="af0"/>
+          <w:sz w:val="22"/>
+          <w:szCs w:val="24"/>
+        </w:rPr>
+        <w:commentReference w:id="7"/>
+      </w:r>
+      <w:r>
+        <w:t>,</w:t>
       </w:r>
     </w:p>
     <w:p>
@@ -26,33 +148,139 @@
     </w:p>
     <w:p/>
     <w:p>
-      <w:pPr>
+      <w:r>
+        <w:t>I strongly agree with Paul that the businesses should keep</w:t>
+      </w:r>
+      <w:commentRangeStart w:id="8"/>
+      <w:commentRangeEnd w:id="8"/>
+      <w:r>
+        <w:rPr>
+          <w:rStyle w:val="af0"/>
+          <w:sz w:val="22"/>
+          <w:szCs w:val="24"/>
+        </w:rPr>
+        <w:commentReference w:id="8"/>
+      </w:r>
+      <w:r>
+        <w:t xml:space="preserve"> confidential. The main reason is that businesses need their own things. To be more specific, something the firms researched by </w:t>
+      </w:r>
+      <w:commentRangeStart w:id="9"/>
+      <w:r>
+        <w:t>their self</w:t>
+      </w:r>
+      <w:commentRangeEnd w:id="9"/>
+      <w:r>
+        <w:rPr>
+          <w:rStyle w:val="af0"/>
+          <w:sz w:val="22"/>
+          <w:szCs w:val="24"/>
+        </w:rPr>
+        <w:commentReference w:id="9"/>
+      </w:r>
+      <w:r>
+        <w:t>, like a</w:t>
+      </w:r>
+      <w:commentRangeStart w:id="10"/>
+      <w:r>
+        <w:t xml:space="preserve"> now technology</w:t>
+      </w:r>
+      <w:commentRangeEnd w:id="10"/>
+      <w:r>
+        <w:rPr>
+          <w:rStyle w:val="af0"/>
+          <w:sz w:val="22"/>
+          <w:szCs w:val="24"/>
+        </w:rPr>
+        <w:commentReference w:id="10"/>
+      </w:r>
+      <w:r>
+        <w:t>, or a new product. They need to sell it to make money. For example,</w:t>
+      </w:r>
+      <w:commentRangeStart w:id="11"/>
+      <w:r>
+        <w:t xml:space="preserve"> a corn of graphic card</w:t>
+      </w:r>
+      <w:commentRangeEnd w:id="11"/>
+      <w:r>
+        <w:rPr>
+          <w:rStyle w:val="af0"/>
+          <w:sz w:val="22"/>
+          <w:szCs w:val="24"/>
+        </w:rPr>
+        <w:commentReference w:id="11"/>
+      </w:r>
+      <w:r>
+        <w:t xml:space="preserve"> was invented by a big business. They can sell it to other firm </w:t>
+      </w:r>
+      <w:commentRangeStart w:id="12"/>
+      <w:r>
+        <w:t>into next produce</w:t>
+      </w:r>
+      <w:commentRangeEnd w:id="12"/>
+      <w:r>
+        <w:rPr>
+          <w:rStyle w:val="af0"/>
+          <w:sz w:val="22"/>
+          <w:szCs w:val="24"/>
+        </w:rPr>
+        <w:commentReference w:id="12"/>
+      </w:r>
+      <w:r>
+        <w:t xml:space="preserve"> or assemble it in a product that have all copyright to set price. This shows the firm </w:t>
+      </w:r>
+      <w:commentRangeStart w:id="13"/>
+      <w:r>
+        <w:t xml:space="preserve">need </w:t>
+      </w:r>
+      <w:commentRangeEnd w:id="13"/>
+      <w:r>
+        <w:rPr>
+          <w:rStyle w:val="af0"/>
+          <w:sz w:val="22"/>
+          <w:szCs w:val="24"/>
+        </w:rPr>
+        <w:commentReference w:id="13"/>
+      </w:r>
+      <w:r>
+        <w:t xml:space="preserve">have their own business pattern. In addition, if the firm </w:t>
+      </w:r>
+      <w:commentRangeStart w:id="14"/>
+      <w:r>
+        <w:t xml:space="preserve">open release their corn corporate. </w:t>
+      </w:r>
+      <w:commentRangeEnd w:id="14"/>
+      <w:r>
+        <w:rPr>
+          <w:rStyle w:val="af0"/>
+          <w:sz w:val="22"/>
+          <w:szCs w:val="24"/>
+        </w:rPr>
+        <w:commentReference w:id="14"/>
+      </w:r>
+      <w:r>
+        <w:t>Other firm can use money to buy the rival’s employees and get their direction, and then they might use less time to develop it and have more competitive force than original firm. It is not equitable</w:t>
+      </w:r>
+      <w:r>
         <w:rPr>
           <w:rFonts w:hint="eastAsia"/>
         </w:rPr>
-      </w:pPr>
-      <w:r>
-        <w:t>I strongly agree with Paul that the businesses should keep confidential</w:t>
-      </w:r>
-      <w:r>
-        <w:t xml:space="preserve">. The main reason is that businesses need their own things. To be more specific, something the firms researched by their self, like a now technology, or a new product. They need to sell it to make money. For example, a corn of graphic card was invented by a big business. They can sell it to other firm into next produce or assemble it in a product that have all copyright to set price. This shows the firm need have their own business pattern. In addition, if the firm </w:t>
-      </w:r>
-      <w:r>
-        <w:t xml:space="preserve">open release their corn corporate. Other firm can use money to buy the rival’s employees and get their direction, and then they might use less time to develop it and have more competitive force than original firm. It is not </w:t>
-      </w:r>
-      <w:r>
-        <w:t>equitable</w:t>
-      </w:r>
-      <w:r>
-        <w:rPr>
-          <w:rFonts w:hint="eastAsia"/>
-        </w:rPr>
         <w:t>.</w:t>
       </w:r>
       <w:r>
         <w:t xml:space="preserve"> In conclusion, I think transparency cooperate is not reasonable.</w:t>
       </w:r>
-    </w:p>
+      <w:commentRangeStart w:id="15"/>
+      <w:commentRangeEnd w:id="15"/>
+      <w:r>
+        <w:rPr>
+          <w:rStyle w:val="af0"/>
+          <w:sz w:val="22"/>
+          <w:szCs w:val="24"/>
+        </w:rPr>
+        <w:commentReference w:id="15"/>
+      </w:r>
+    </w:p>
+    <w:p/>
     <w:sectPr>
       <w:pgSz w:w="11906" w:h="16838"/>
       <w:pgMar w:top="1440" w:right="1800" w:bottom="1440" w:left="1800" w:header="851" w:footer="992" w:gutter="0"/>
@@ -61,6 +289,357 @@
     </w:sectPr>
   </w:body>
 </w:document>
+</file>
+
+<file path=word/comments.xml><?xml version="1.0" encoding="utf-8"?>
+<w:comments xmlns:wpc="http://schemas.microsoft.com/office/word/2010/wordprocessingCanvas" xmlns:cx="http://schemas.microsoft.com/office/drawing/2014/chartex" xmlns:cx1="http://schemas.microsoft.com/office/drawing/2015/9/8/chartex" xmlns:cx2="http://schemas.microsoft.com/office/drawing/2015/10/21/chartex" xmlns:cx3="http://schemas.microsoft.com/office/drawing/2016/5/9/chartex" xmlns:cx4="http://schemas.microsoft.com/office/drawing/2016/5/10/chartex" xmlns:cx5="http://schemas.microsoft.com/office/drawing/2016/5/11/chartex" xmlns:cx6="http://schemas.microsoft.com/office/drawing/2016/5/12/chartex" xmlns:cx7="http://schemas.microsoft.com/office/drawing/2016/5/13/chartex" xmlns:cx8="http://schemas.microsoft.com/office/drawing/2016/5/14/chartex" xmlns:mc="http://schemas.openxmlformats.org/markup-compatibility/2006" xmlns:aink="http://schemas.microsoft.com/office/drawing/2016/ink" xmlns:am3d="http://schemas.microsoft.com/office/drawing/2017/model3d" xmlns:o="urn:schemas-microsoft-com:office:office" xmlns:oel="http://schemas.microsoft.com/office/2019/extlst" xmlns:r="http://schemas.openxmlformats.org/officeDocument/2006/relationships" xmlns:m="http://schemas.openxmlformats.org/officeDocument/2006/math" xmlns:v="urn:schemas-microsoft-com:vml" xmlns:wp14="http://schemas.microsoft.com/office/word/2010/wordprocessingDrawing" xmlns:wp="http://schemas.openxmlformats.org/drawingml/2006/wordprocessingDrawing" xmlns:w10="urn:schemas-microsoft-com:office:word" xmlns:w="http://schemas.openxmlformats.org/wordprocessingml/2006/main" xmlns:w14="http://schemas.microsoft.com/office/word/2010/wordml" xmlns:w15="http://schemas.microsoft.com/office/word/2012/wordml" xmlns:w16cex="http://schemas.microsoft.com/office/word/2018/wordml/cex" xmlns:w16cid="http://schemas.microsoft.com/office/word/2016/wordml/cid" xmlns:w16="http://schemas.microsoft.com/office/word/2018/wordml" xmlns:w16du="http://schemas.microsoft.com/office/word/2023/wordml/word16du" xmlns:w16sdtdh="http://schemas.microsoft.com/office/word/2020/wordml/sdtdatahash" xmlns:w16sdtfl="http://schemas.microsoft.com/office/word/2024/wordml/sdtformatlock" xmlns:w16se="http://schemas.microsoft.com/office/word/2015/wordml/symex" xmlns:wpg="http://schemas.microsoft.com/office/word/2010/wordprocessingGroup" xmlns:wpi="http://schemas.microsoft.com/office/word/2010/wordprocessingInk" xmlns:wne="http://schemas.microsoft.com/office/word/2006/wordml" xmlns:wps="http://schemas.microsoft.com/office/word/2010/wordprocessingShape" mc:Ignorable="w14 w15 w16se w16cid w16 w16cex w16sdtdh w16sdtfl w16du wp14">
+  <w:comment w:id="0" w:author="解琦" w:date="2026-06-03T13:05:00Z" w:initials="">
+    <w:p>
+      <w:pPr>
+        <w:pStyle w:val="ae"/>
+      </w:pPr>
+      <w:r>
+        <w:rPr>
+          <w:rStyle w:val="af0"/>
+        </w:rPr>
+        <w:annotationRef/>
+      </w:r>
+      <w:r>
+        <w:rPr>
+          <w:rFonts w:hint="eastAsia"/>
+        </w:rPr>
+        <w:t>第二个谓语动词</w:t>
+      </w:r>
+    </w:p>
+  </w:comment>
+  <w:comment w:id="1" w:author="解琦" w:date="2026-06-03T13:05:00Z" w:initials="">
+    <w:p>
+      <w:pPr>
+        <w:pStyle w:val="ae"/>
+      </w:pPr>
+      <w:r>
+        <w:rPr>
+          <w:rStyle w:val="af0"/>
+        </w:rPr>
+        <w:annotationRef/>
+      </w:r>
+      <w:r>
+        <w:rPr>
+          <w:rFonts w:hint="eastAsia"/>
+        </w:rPr>
+        <w:t>这是名词</w:t>
+      </w:r>
+    </w:p>
+  </w:comment>
+  <w:comment w:id="2" w:author="解琦" w:date="2026-06-03T13:06:00Z" w:initials="">
+    <w:p>
+      <w:pPr>
+        <w:pStyle w:val="ae"/>
+      </w:pPr>
+      <w:r>
+        <w:rPr>
+          <w:rStyle w:val="af0"/>
+        </w:rPr>
+        <w:annotationRef/>
+      </w:r>
+      <w:r>
+        <w:rPr>
+          <w:rFonts w:hint="eastAsia"/>
+        </w:rPr>
+        <w:t>复数</w:t>
+      </w:r>
+    </w:p>
+  </w:comment>
+  <w:comment w:id="3" w:author="解琦" w:date="2026-06-03T13:06:00Z" w:initials="">
+    <w:p>
+      <w:pPr>
+        <w:pStyle w:val="ae"/>
+      </w:pPr>
+      <w:r>
+        <w:rPr>
+          <w:rStyle w:val="af0"/>
+        </w:rPr>
+        <w:annotationRef/>
+      </w:r>
+      <w:r>
+        <w:rPr>
+          <w:rFonts w:hint="eastAsia"/>
+        </w:rPr>
+        <w:t>water leaks into my room</w:t>
+      </w:r>
+    </w:p>
+  </w:comment>
+  <w:comment w:id="4" w:author="解琦" w:date="2026-06-03T13:09:00Z" w:initials="">
+    <w:p>
+      <w:pPr>
+        <w:pStyle w:val="ae"/>
+      </w:pPr>
+      <w:r>
+        <w:rPr>
+          <w:rStyle w:val="af0"/>
+        </w:rPr>
+        <w:annotationRef/>
+      </w:r>
+      <w:r>
+        <w:rPr>
+          <w:rFonts w:hint="eastAsia"/>
+        </w:rPr>
+        <w:t>The windows cannot be closed properly and a lot of wind blows into my room.</w:t>
+      </w:r>
+    </w:p>
+  </w:comment>
+  <w:comment w:id="5" w:author="解琦" w:date="2026-06-03T13:10:00Z" w:initials="">
+    <w:p>
+      <w:pPr>
+        <w:pStyle w:val="ae"/>
+      </w:pPr>
+      <w:r>
+        <w:rPr>
+          <w:rStyle w:val="af0"/>
+        </w:rPr>
+        <w:annotationRef/>
+      </w:r>
+      <w:r>
+        <w:rPr>
+          <w:rFonts w:hint="eastAsia"/>
+        </w:rPr>
+        <w:t>These problems seriously disturb my daily study</w:t>
+      </w:r>
+    </w:p>
+  </w:comment>
+  <w:comment w:id="6" w:author="解琦" w:date="2026-06-03T13:11:00Z" w:initials="">
+    <w:p>
+      <w:pPr>
+        <w:pStyle w:val="ae"/>
+      </w:pPr>
+      <w:r>
+        <w:rPr>
+          <w:rStyle w:val="af0"/>
+        </w:rPr>
+        <w:annotationRef/>
+      </w:r>
+      <w:r>
+        <w:rPr>
+          <w:rFonts w:hint="eastAsia"/>
+        </w:rPr>
+        <w:t>for</w:t>
+      </w:r>
+    </w:p>
+  </w:comment>
+  <w:comment w:id="7" w:author="解琦" w:date="2026-06-03T13:11:00Z" w:initials="">
+    <w:p>
+      <w:pPr>
+        <w:pStyle w:val="ae"/>
+      </w:pPr>
+      <w:r>
+        <w:rPr>
+          <w:rStyle w:val="af0"/>
+        </w:rPr>
+        <w:annotationRef/>
+      </w:r>
+      <w:r>
+        <w:rPr>
+          <w:rFonts w:hint="eastAsia"/>
+        </w:rPr>
+        <w:t>s</w:t>
+      </w:r>
+    </w:p>
+  </w:comment>
+  <w:comment w:id="8" w:author="解琦" w:date="2026-06-03T13:13:00Z" w:initials="">
+    <w:p>
+      <w:pPr>
+        <w:pStyle w:val="ae"/>
+      </w:pPr>
+      <w:r>
+        <w:rPr>
+          <w:rStyle w:val="af0"/>
+        </w:rPr>
+        <w:annotationRef/>
+      </w:r>
+      <w:r>
+        <w:rPr>
+          <w:rFonts w:hint="eastAsia"/>
+        </w:rPr>
+        <w:t>宾语呢</w:t>
+      </w:r>
+    </w:p>
+  </w:comment>
+  <w:comment w:id="9" w:author="解琦" w:date="2026-06-03T13:26:00Z" w:initials="">
+    <w:p>
+      <w:pPr>
+        <w:pStyle w:val="ae"/>
+      </w:pPr>
+      <w:r>
+        <w:rPr>
+          <w:rStyle w:val="af0"/>
+        </w:rPr>
+        <w:annotationRef/>
+      </w:r>
+      <w:r>
+        <w:rPr>
+          <w:rFonts w:hint="eastAsia"/>
+        </w:rPr>
+        <w:t>themselves</w:t>
+      </w:r>
+    </w:p>
+  </w:comment>
+  <w:comment w:id="10" w:author="解琦" w:date="2026-06-03T13:26:00Z" w:initials="">
+    <w:p>
+      <w:pPr>
+        <w:pStyle w:val="ae"/>
+      </w:pPr>
+      <w:r>
+        <w:rPr>
+          <w:rStyle w:val="af0"/>
+        </w:rPr>
+        <w:annotationRef/>
+      </w:r>
+      <w:r>
+        <w:rPr>
+          <w:rFonts w:hint="eastAsia"/>
+        </w:rPr>
+        <w:t>这是什么technology？</w:t>
+      </w:r>
+    </w:p>
+  </w:comment>
+  <w:comment w:id="11" w:author="解琦" w:date="2026-06-03T13:28:00Z" w:initials="">
+    <w:p>
+      <w:pPr>
+        <w:pStyle w:val="ae"/>
+      </w:pPr>
+      <w:r>
+        <w:rPr>
+          <w:rStyle w:val="af0"/>
+        </w:rPr>
+        <w:annotationRef/>
+      </w:r>
+      <w:r>
+        <w:rPr>
+          <w:rFonts w:hint="eastAsia"/>
+        </w:rPr>
+        <w:t>这是什么？玉米卡？</w:t>
+      </w:r>
+    </w:p>
+  </w:comment>
+  <w:comment w:id="12" w:author="解琦" w:date="2026-06-03T13:33:00Z" w:initials="">
+    <w:p>
+      <w:pPr>
+        <w:pStyle w:val="ae"/>
+      </w:pPr>
+      <w:r>
+        <w:rPr>
+          <w:rStyle w:val="af0"/>
+        </w:rPr>
+        <w:annotationRef/>
+      </w:r>
+      <w:r>
+        <w:rPr>
+          <w:rFonts w:hint="eastAsia"/>
+        </w:rPr>
+        <w:t>什么意思</w:t>
+      </w:r>
+    </w:p>
+  </w:comment>
+  <w:comment w:id="13" w:author="解琦" w:date="2026-06-03T13:33:00Z" w:initials="">
+    <w:p>
+      <w:pPr>
+        <w:pStyle w:val="ae"/>
+      </w:pPr>
+      <w:r>
+        <w:rPr>
+          <w:rStyle w:val="af0"/>
+        </w:rPr>
+        <w:annotationRef/>
+      </w:r>
+      <w:r>
+        <w:rPr>
+          <w:rFonts w:hint="eastAsia"/>
+        </w:rPr>
+        <w:t>s</w:t>
+      </w:r>
+    </w:p>
+  </w:comment>
+  <w:comment w:id="14" w:author="解琦" w:date="2026-06-03T13:34:00Z" w:initials="">
+    <w:p>
+      <w:pPr>
+        <w:pStyle w:val="ae"/>
+      </w:pPr>
+      <w:r>
+        <w:rPr>
+          <w:rStyle w:val="af0"/>
+        </w:rPr>
+        <w:annotationRef/>
+      </w:r>
+      <w:r>
+        <w:rPr>
+          <w:rFonts w:hint="eastAsia"/>
+        </w:rPr>
+        <w:t>什么意思</w:t>
+      </w:r>
+    </w:p>
+  </w:comment>
+  <w:comment w:id="15" w:author="解琦" w:date="2026-06-03T13:34:00Z" w:initials="">
+    <w:p>
+      <w:pPr>
+        <w:pStyle w:val="ae"/>
+      </w:pPr>
+      <w:r>
+        <w:rPr>
+          <w:rStyle w:val="af0"/>
+        </w:rPr>
+        <w:annotationRef/>
+      </w:r>
+      <w:r>
+        <w:rPr>
+          <w:rFonts w:hint="eastAsia"/>
+        </w:rPr>
+        <w:t>Corporate transparency，这两个词查一下单词，再仔细读一下题目里的解释</w:t>
+      </w:r>
+    </w:p>
+  </w:comment>
+</w:comments>
+</file>
+
+<file path=word/commentsExtended.xml><?xml version="1.0" encoding="utf-8"?>
+<w15:commentsEx xmlns:wpc="http://schemas.microsoft.com/office/word/2010/wordprocessingCanvas" xmlns:cx="http://schemas.microsoft.com/office/drawing/2014/chartex" xmlns:cx1="http://schemas.microsoft.com/office/drawing/2015/9/8/chartex" xmlns:cx2="http://schemas.microsoft.com/office/drawing/2015/10/21/chartex" xmlns:cx3="http://schemas.microsoft.com/office/drawing/2016/5/9/chartex" xmlns:cx4="http://schemas.microsoft.com/office/drawing/2016/5/10/chartex" xmlns:cx5="http://schemas.microsoft.com/office/drawing/2016/5/11/chartex" xmlns:cx6="http://schemas.microsoft.com/office/drawing/2016/5/12/chartex" xmlns:cx7="http://schemas.microsoft.com/office/drawing/2016/5/13/chartex" xmlns:cx8="http://schemas.microsoft.com/office/drawing/2016/5/14/chartex" xmlns:mc="http://schemas.openxmlformats.org/markup-compatibility/2006" xmlns:aink="http://schemas.microsoft.com/office/drawing/2016/ink" xmlns:am3d="http://schemas.microsoft.com/office/drawing/2017/model3d" xmlns:o="urn:schemas-microsoft-com:office:office" xmlns:oel="http://schemas.microsoft.com/office/2019/extlst" xmlns:r="http://schemas.openxmlformats.org/officeDocument/2006/relationships" xmlns:m="http://schemas.openxmlformats.org/officeDocument/2006/math" xmlns:v="urn:schemas-microsoft-com:vml" xmlns:wp14="http://schemas.microsoft.com/office/word/2010/wordprocessingDrawing" xmlns:wp="http://schemas.openxmlformats.org/drawingml/2006/wordprocessingDrawing" xmlns:w10="urn:schemas-microsoft-com:office:word" xmlns:w="http://schemas.openxmlformats.org/wordprocessingml/2006/main" xmlns:w14="http://schemas.microsoft.com/office/word/2010/wordml" xmlns:w15="http://schemas.microsoft.com/office/word/2012/wordml" xmlns:w16cex="http://schemas.microsoft.com/office/word/2018/wordml/cex" xmlns:w16cid="http://schemas.microsoft.com/office/word/2016/wordml/cid" xmlns:w16="http://schemas.microsoft.com/office/word/2018/wordml" xmlns:w16du="http://schemas.microsoft.com/office/word/2023/wordml/word16du" xmlns:w16sdtdh="http://schemas.microsoft.com/office/word/2020/wordml/sdtdatahash" xmlns:w16sdtfl="http://schemas.microsoft.com/office/word/2024/wordml/sdtformatlock" xmlns:w16se="http://schemas.microsoft.com/office/word/2015/wordml/symex" xmlns:wpg="http://schemas.microsoft.com/office/word/2010/wordprocessingGroup" xmlns:wpi="http://schemas.microsoft.com/office/word/2010/wordprocessingInk" xmlns:wne="http://schemas.microsoft.com/office/word/2006/wordml" xmlns:wps="http://schemas.microsoft.com/office/word/2010/wordprocessingShape" mc:Ignorable="w14 w15 w16se w16cid w16 w16cex w16sdtdh w16sdtfl w16du wp14">
+  <w15:commentEx w15:paraId="5ED63093" w15:done="0"/>
+  <w15:commentEx w15:paraId="5A1272A8" w15:done="0"/>
+  <w15:commentEx w15:paraId="10C58F85" w15:done="0"/>
+  <w15:commentEx w15:paraId="061F97CB" w15:done="0"/>
+  <w15:commentEx w15:paraId="050EFC40" w15:done="0"/>
+  <w15:commentEx w15:paraId="2AEFCAE4" w15:done="0"/>
+  <w15:commentEx w15:paraId="4C4743AD" w15:done="0"/>
+  <w15:commentEx w15:paraId="64FC1C30" w15:done="0"/>
+  <w15:commentEx w15:paraId="36D23D32" w15:done="0"/>
+  <w15:commentEx w15:paraId="3A828640" w15:done="0"/>
+  <w15:commentEx w15:paraId="3C650BFC" w15:done="0"/>
+  <w15:commentEx w15:paraId="0B898802" w15:done="0"/>
+  <w15:commentEx w15:paraId="363376D0" w15:done="0"/>
+  <w15:commentEx w15:paraId="6F61EB57" w15:done="0"/>
+  <w15:commentEx w15:paraId="1A8E6A62" w15:done="0"/>
+  <w15:commentEx w15:paraId="6493FC27" w15:done="0"/>
+</w15:commentsEx>
+</file>
+
+<file path=word/commentsIds.xml><?xml version="1.0" encoding="utf-8"?>
+<w16cid:commentsIds xmlns:wpc="http://schemas.microsoft.com/office/word/2010/wordprocessingCanvas" xmlns:cx="http://schemas.microsoft.com/office/drawing/2014/chartex" xmlns:cx1="http://schemas.microsoft.com/office/drawing/2015/9/8/chartex" xmlns:cx2="http://schemas.microsoft.com/office/drawing/2015/10/21/chartex" xmlns:cx3="http://schemas.microsoft.com/office/drawing/2016/5/9/chartex" xmlns:cx4="http://schemas.microsoft.com/office/drawing/2016/5/10/chartex" xmlns:cx5="http://schemas.microsoft.com/office/drawing/2016/5/11/chartex" xmlns:cx6="http://schemas.microsoft.com/office/drawing/2016/5/12/chartex" xmlns:cx7="http://schemas.microsoft.com/office/drawing/2016/5/13/chartex" xmlns:cx8="http://schemas.microsoft.com/office/drawing/2016/5/14/chartex" xmlns:mc="http://schemas.openxmlformats.org/markup-compatibility/2006" xmlns:aink="http://schemas.microsoft.com/office/drawing/2016/ink" xmlns:am3d="http://schemas.microsoft.com/office/drawing/2017/model3d" xmlns:o="urn:schemas-microsoft-com:office:office" xmlns:oel="http://schemas.microsoft.com/office/2019/extlst" xmlns:r="http://schemas.openxmlformats.org/officeDocument/2006/relationships" xmlns:m="http://schemas.openxmlformats.org/officeDocument/2006/math" xmlns:v="urn:schemas-microsoft-com:vml" xmlns:wp14="http://schemas.microsoft.com/office/word/2010/wordprocessingDrawing" xmlns:wp="http://schemas.openxmlformats.org/drawingml/2006/wordprocessingDrawing" xmlns:w10="urn:schemas-microsoft-com:office:word" xmlns:w="http://schemas.openxmlformats.org/wordprocessingml/2006/main" xmlns:w14="http://schemas.microsoft.com/office/word/2010/wordml" xmlns:w15="http://schemas.microsoft.com/office/word/2012/wordml" xmlns:w16cex="http://schemas.microsoft.com/office/word/2018/wordml/cex" xmlns:w16cid="http://schemas.microsoft.com/office/word/2016/wordml/cid" xmlns:w16="http://schemas.microsoft.com/office/word/2018/wordml" xmlns:w16du="http://schemas.microsoft.com/office/word/2023/wordml/word16du" xmlns:w16sdtdh="http://schemas.microsoft.com/office/word/2020/wordml/sdtdatahash" xmlns:w16sdtfl="http://schemas.microsoft.com/office/word/2024/wordml/sdtformatlock" xmlns:w16se="http://schemas.microsoft.com/office/word/2015/wordml/symex" xmlns:wpg="http://schemas.microsoft.com/office/word/2010/wordprocessingGroup" xmlns:wpi="http://schemas.microsoft.com/office/word/2010/wordprocessingInk" xmlns:wne="http://schemas.microsoft.com/office/word/2006/wordml" xmlns:wps="http://schemas.microsoft.com/office/word/2010/wordprocessingShape" mc:Ignorable="w14 w15 w16se w16cid w16 w16cex w16sdtdh w16sdtfl w16du wp14">
+  <w16cid:commentId w16cid:paraId="5ED63093" w16cid:durableId="08867D1F"/>
+  <w16cid:commentId w16cid:paraId="5A1272A8" w16cid:durableId="2DE766A9"/>
+  <w16cid:commentId w16cid:paraId="10C58F85" w16cid:durableId="52F3DEC6"/>
+  <w16cid:commentId w16cid:paraId="061F97CB" w16cid:durableId="549C90FA"/>
+  <w16cid:commentId w16cid:paraId="050EFC40" w16cid:durableId="36855393"/>
+  <w16cid:commentId w16cid:paraId="2AEFCAE4" w16cid:durableId="60CE5B9B"/>
+  <w16cid:commentId w16cid:paraId="4C4743AD" w16cid:durableId="38BAE880"/>
+  <w16cid:commentId w16cid:paraId="64FC1C30" w16cid:durableId="6990C7F9"/>
+  <w16cid:commentId w16cid:paraId="36D23D32" w16cid:durableId="0FFE4770"/>
+  <w16cid:commentId w16cid:paraId="3A828640" w16cid:durableId="6E5ADC2A"/>
+  <w16cid:commentId w16cid:paraId="3C650BFC" w16cid:durableId="16722641"/>
+  <w16cid:commentId w16cid:paraId="0B898802" w16cid:durableId="4FAC409D"/>
+  <w16cid:commentId w16cid:paraId="363376D0" w16cid:durableId="4B2535A4"/>
+  <w16cid:commentId w16cid:paraId="6F61EB57" w16cid:durableId="4B73B7C2"/>
+  <w16cid:commentId w16cid:paraId="1A8E6A62" w16cid:durableId="354421D1"/>
+  <w16cid:commentId w16cid:paraId="6493FC27" w16cid:durableId="088480CC"/>
+</w16cid:commentsIds>
 </file>
 
 <file path=word/styles.xml><?xml version="1.0" encoding="utf-8"?>
@@ -463,6 +1042,7 @@
   <w:style w:type="paragraph" w:default="1" w:styleId="a">
     <w:name w:val="Normal"/>
     <w:qFormat/>
+    <w:rsid w:val="004005B7"/>
     <w:pPr>
       <w:widowControl w:val="0"/>
     </w:pPr>
@@ -985,6 +1565,35 @@
       <w:smallCaps/>
       <w:color w:val="0F4761" w:themeColor="accent1" w:themeShade="BF"/>
       <w:spacing w:val="5"/>
+    </w:rPr>
+  </w:style>
+  <w:style w:type="paragraph" w:styleId="ae">
+    <w:name w:val="annotation text"/>
+    <w:basedOn w:val="a"/>
+    <w:link w:val="af"/>
+    <w:uiPriority w:val="99"/>
+    <w:semiHidden/>
+    <w:unhideWhenUsed/>
+    <w:rsid w:val="004005B7"/>
+  </w:style>
+  <w:style w:type="character" w:customStyle="1" w:styleId="af">
+    <w:name w:val="批注文字 字符"/>
+    <w:basedOn w:val="a0"/>
+    <w:link w:val="ae"/>
+    <w:uiPriority w:val="99"/>
+    <w:semiHidden/>
+    <w:rsid w:val="004005B7"/>
+  </w:style>
+  <w:style w:type="character" w:styleId="af0">
+    <w:name w:val="annotation reference"/>
+    <w:basedOn w:val="a0"/>
+    <w:uiPriority w:val="99"/>
+    <w:semiHidden/>
+    <w:unhideWhenUsed/>
+    <w:rsid w:val="004005B7"/>
+    <w:rPr>
+      <w:sz w:val="21"/>
+      <w:szCs w:val="21"/>
     </w:rPr>
   </w:style>
 </w:styles>

--- a/xq/吴天铭真题3写作.docx
+++ b/xq/吴天铭真题3写作.docx
@@ -10,135 +10,31 @@
     <w:p/>
     <w:p>
       <w:r>
-        <w:t xml:space="preserve">I hope this email finds you well. I am a new student recently </w:t>
-      </w:r>
-      <w:commentRangeStart w:id="0"/>
-      <w:r>
-        <w:t xml:space="preserve">move </w:t>
-      </w:r>
-      <w:commentRangeEnd w:id="0"/>
-      <w:r>
-        <w:rPr>
-          <w:rStyle w:val="af0"/>
-          <w:sz w:val="22"/>
-          <w:szCs w:val="24"/>
-        </w:rPr>
-        <w:commentReference w:id="0"/>
+        <w:t xml:space="preserve">I hope this email finds you well. I am a new student recently moving to Chunhua apartment. I am writing to respond some issue in our apartment. Yesterday, it was a rainy day. My room has some pits on the ceiling that </w:t>
       </w:r>
       <w:r>
-        <w:t xml:space="preserve">to Chunhua apartment. I am writing to </w:t>
-      </w:r>
-      <w:commentRangeStart w:id="1"/>
-      <w:r>
-        <w:t xml:space="preserve">feedback </w:t>
-      </w:r>
-      <w:commentRangeEnd w:id="1"/>
-      <w:r>
-        <w:rPr>
-          <w:rStyle w:val="af0"/>
-          <w:sz w:val="22"/>
-          <w:szCs w:val="24"/>
-        </w:rPr>
-        <w:commentReference w:id="1"/>
+        <w:t>water leaks into my room</w:t>
       </w:r>
       <w:r>
-        <w:t xml:space="preserve">some issue in our apartment. Yesterday, it was a rainy day. My room has some </w:t>
-      </w:r>
-      <w:commentRangeStart w:id="2"/>
-      <w:r>
-        <w:t xml:space="preserve">pit </w:t>
-      </w:r>
-      <w:commentRangeEnd w:id="2"/>
-      <w:r>
-        <w:rPr>
-          <w:rStyle w:val="af0"/>
-          <w:sz w:val="22"/>
-          <w:szCs w:val="24"/>
-        </w:rPr>
-        <w:commentReference w:id="2"/>
+        <w:t xml:space="preserve"> in my room. Also, t</w:t>
       </w:r>
       <w:r>
-        <w:t xml:space="preserve">on the ceiling that </w:t>
-      </w:r>
-      <w:commentRangeStart w:id="3"/>
-      <w:r>
-        <w:t>penetrate water</w:t>
-      </w:r>
-      <w:commentRangeEnd w:id="3"/>
-      <w:r>
-        <w:rPr>
-          <w:rStyle w:val="af0"/>
-          <w:sz w:val="22"/>
-          <w:szCs w:val="24"/>
-        </w:rPr>
-        <w:commentReference w:id="3"/>
-      </w:r>
-      <w:r>
-        <w:t xml:space="preserve"> in my room. Also, </w:t>
-      </w:r>
-      <w:commentRangeStart w:id="4"/>
-      <w:r>
-        <w:t>the windows have gap between the walls. It blown a lot of wind to my room</w:t>
-      </w:r>
-      <w:commentRangeEnd w:id="4"/>
-      <w:r>
-        <w:rPr>
-          <w:rStyle w:val="af0"/>
-          <w:sz w:val="22"/>
-          <w:szCs w:val="24"/>
-        </w:rPr>
-        <w:commentReference w:id="4"/>
+        <w:t>he windows cannot be closed properly, and a lot of wind blows into my room</w:t>
       </w:r>
       <w:r>
         <w:t xml:space="preserve">. </w:t>
       </w:r>
-      <w:commentRangeStart w:id="5"/>
       <w:r>
-        <w:t>These make me couldn’t study in quiet</w:t>
-      </w:r>
-      <w:commentRangeEnd w:id="5"/>
-      <w:r>
-        <w:rPr>
-          <w:rStyle w:val="af0"/>
-          <w:sz w:val="22"/>
-          <w:szCs w:val="24"/>
-        </w:rPr>
-        <w:commentReference w:id="5"/>
+        <w:t>These problems seriously disturb my daily study</w:t>
       </w:r>
       <w:r>
-        <w:t>. I want to get your help to arrange</w:t>
-      </w:r>
-      <w:commentRangeStart w:id="6"/>
-      <w:commentRangeEnd w:id="6"/>
-      <w:r>
-        <w:rPr>
-          <w:rStyle w:val="af0"/>
-          <w:sz w:val="22"/>
-          <w:szCs w:val="24"/>
-        </w:rPr>
-        <w:commentReference w:id="6"/>
-      </w:r>
-      <w:r>
-        <w:t xml:space="preserve"> people to fix these problems.</w:t>
+        <w:t>. I want to get your help to arrange for people to fix these problems.</w:t>
       </w:r>
     </w:p>
     <w:p/>
     <w:p>
       <w:r>
-        <w:t>Best regard</w:t>
-      </w:r>
-      <w:commentRangeStart w:id="7"/>
-      <w:commentRangeEnd w:id="7"/>
-      <w:r>
-        <w:rPr>
-          <w:rStyle w:val="af0"/>
-          <w:sz w:val="22"/>
-          <w:szCs w:val="24"/>
-        </w:rPr>
-        <w:commentReference w:id="7"/>
-      </w:r>
-      <w:r>
-        <w:t>,</w:t>
+        <w:t>Best regards,</w:t>
       </w:r>
     </w:p>
     <w:p>
@@ -148,139 +44,15 @@
     </w:p>
     <w:p/>
     <w:p>
-      <w:r>
-        <w:t>I strongly agree with Paul that the businesses should keep</w:t>
-      </w:r>
-      <w:commentRangeStart w:id="8"/>
-      <w:commentRangeEnd w:id="8"/>
-      <w:r>
-        <w:rPr>
-          <w:rStyle w:val="af0"/>
-          <w:sz w:val="22"/>
-          <w:szCs w:val="24"/>
-        </w:rPr>
-        <w:commentReference w:id="8"/>
-      </w:r>
-      <w:r>
-        <w:t xml:space="preserve"> confidential. The main reason is that businesses need their own things. To be more specific, something the firms researched by </w:t>
-      </w:r>
-      <w:commentRangeStart w:id="9"/>
-      <w:r>
-        <w:t>their self</w:t>
-      </w:r>
-      <w:commentRangeEnd w:id="9"/>
-      <w:r>
-        <w:rPr>
-          <w:rStyle w:val="af0"/>
-          <w:sz w:val="22"/>
-          <w:szCs w:val="24"/>
-        </w:rPr>
-        <w:commentReference w:id="9"/>
-      </w:r>
-      <w:r>
-        <w:t>, like a</w:t>
-      </w:r>
-      <w:commentRangeStart w:id="10"/>
-      <w:r>
-        <w:t xml:space="preserve"> now technology</w:t>
-      </w:r>
-      <w:commentRangeEnd w:id="10"/>
-      <w:r>
-        <w:rPr>
-          <w:rStyle w:val="af0"/>
-          <w:sz w:val="22"/>
-          <w:szCs w:val="24"/>
-        </w:rPr>
-        <w:commentReference w:id="10"/>
-      </w:r>
-      <w:r>
-        <w:t>, or a new product. They need to sell it to make money. For example,</w:t>
-      </w:r>
-      <w:commentRangeStart w:id="11"/>
-      <w:r>
-        <w:t xml:space="preserve"> a corn of graphic card</w:t>
-      </w:r>
-      <w:commentRangeEnd w:id="11"/>
-      <w:r>
-        <w:rPr>
-          <w:rStyle w:val="af0"/>
-          <w:sz w:val="22"/>
-          <w:szCs w:val="24"/>
-        </w:rPr>
-        <w:commentReference w:id="11"/>
-      </w:r>
-      <w:r>
-        <w:t xml:space="preserve"> was invented by a big business. They can sell it to other firm </w:t>
-      </w:r>
-      <w:commentRangeStart w:id="12"/>
-      <w:r>
-        <w:t>into next produce</w:t>
-      </w:r>
-      <w:commentRangeEnd w:id="12"/>
-      <w:r>
-        <w:rPr>
-          <w:rStyle w:val="af0"/>
-          <w:sz w:val="22"/>
-          <w:szCs w:val="24"/>
-        </w:rPr>
-        <w:commentReference w:id="12"/>
-      </w:r>
-      <w:r>
-        <w:t xml:space="preserve"> or assemble it in a product that have all copyright to set price. This shows the firm </w:t>
-      </w:r>
-      <w:commentRangeStart w:id="13"/>
-      <w:r>
-        <w:t xml:space="preserve">need </w:t>
-      </w:r>
-      <w:commentRangeEnd w:id="13"/>
-      <w:r>
-        <w:rPr>
-          <w:rStyle w:val="af0"/>
-          <w:sz w:val="22"/>
-          <w:szCs w:val="24"/>
-        </w:rPr>
-        <w:commentReference w:id="13"/>
-      </w:r>
-      <w:r>
-        <w:t xml:space="preserve">have their own business pattern. In addition, if the firm </w:t>
-      </w:r>
-      <w:commentRangeStart w:id="14"/>
-      <w:r>
-        <w:t xml:space="preserve">open release their corn corporate. </w:t>
-      </w:r>
-      <w:commentRangeEnd w:id="14"/>
-      <w:r>
-        <w:rPr>
-          <w:rStyle w:val="af0"/>
-          <w:sz w:val="22"/>
-          <w:szCs w:val="24"/>
-        </w:rPr>
-        <w:commentReference w:id="14"/>
-      </w:r>
-      <w:r>
-        <w:t>Other firm can use money to buy the rival’s employees and get their direction, and then they might use less time to develop it and have more competitive force than original firm. It is not equitable</w:t>
-      </w:r>
-      <w:r>
+      <w:pPr>
         <w:rPr>
           <w:rFonts w:hint="eastAsia"/>
         </w:rPr>
-        <w:t>.</w:t>
-      </w:r>
+      </w:pPr>
       <w:r>
-        <w:t xml:space="preserve"> In conclusion, I think transparency cooperate is not reasonable.</w:t>
-      </w:r>
-      <w:commentRangeStart w:id="15"/>
-      <w:commentRangeEnd w:id="15"/>
-      <w:r>
-        <w:rPr>
-          <w:rStyle w:val="af0"/>
-          <w:sz w:val="22"/>
-          <w:szCs w:val="24"/>
-        </w:rPr>
-        <w:commentReference w:id="15"/>
+        <w:t>I strongly agree with Paul that the businesses should keep their information confidential. The main reason is that businesses need their own things. To be more specific, something the firms researched by themselves, like a new technology, or a new product. They need to sell it to make money. For example, a core of graphic card was invented by a big business. They can sell it to other firm for further production or assemble it in a product that have all copyright to set price. This shows the firm needs have their own business pattern. In addition, if the firm open release their core corporate information. Other firm can use money to buy the rival’s employees and get their direction, and then they might use less time to develop it and have more competitive force than original firm. It is not equitable. In conclusion, I think corporate transparency is not reasonable.</w:t>
       </w:r>
     </w:p>
-    <w:p/>
     <w:sectPr>
       <w:pgSz w:w="11906" w:h="16838"/>
       <w:pgMar w:top="1440" w:right="1800" w:bottom="1440" w:left="1800" w:header="851" w:footer="992" w:gutter="0"/>
@@ -289,357 +61,6 @@
     </w:sectPr>
   </w:body>
 </w:document>
-</file>
-
-<file path=word/comments.xml><?xml version="1.0" encoding="utf-8"?>
-<w:comments xmlns:wpc="http://schemas.microsoft.com/office/word/2010/wordprocessingCanvas" xmlns:cx="http://schemas.microsoft.com/office/drawing/2014/chartex" xmlns:cx1="http://schemas.microsoft.com/office/drawing/2015/9/8/chartex" xmlns:cx2="http://schemas.microsoft.com/office/drawing/2015/10/21/chartex" xmlns:cx3="http://schemas.microsoft.com/office/drawing/2016/5/9/chartex" xmlns:cx4="http://schemas.microsoft.com/office/drawing/2016/5/10/chartex" xmlns:cx5="http://schemas.microsoft.com/office/drawing/2016/5/11/chartex" xmlns:cx6="http://schemas.microsoft.com/office/drawing/2016/5/12/chartex" xmlns:cx7="http://schemas.microsoft.com/office/drawing/2016/5/13/chartex" xmlns:cx8="http://schemas.microsoft.com/office/drawing/2016/5/14/chartex" xmlns:mc="http://schemas.openxmlformats.org/markup-compatibility/2006" xmlns:aink="http://schemas.microsoft.com/office/drawing/2016/ink" xmlns:am3d="http://schemas.microsoft.com/office/drawing/2017/model3d" xmlns:o="urn:schemas-microsoft-com:office:office" xmlns:oel="http://schemas.microsoft.com/office/2019/extlst" xmlns:r="http://schemas.openxmlformats.org/officeDocument/2006/relationships" xmlns:m="http://schemas.openxmlformats.org/officeDocument/2006/math" xmlns:v="urn:schemas-microsoft-com:vml" xmlns:wp14="http://schemas.microsoft.com/office/word/2010/wordprocessingDrawing" xmlns:wp="http://schemas.openxmlformats.org/drawingml/2006/wordprocessingDrawing" xmlns:w10="urn:schemas-microsoft-com:office:word" xmlns:w="http://schemas.openxmlformats.org/wordprocessingml/2006/main" xmlns:w14="http://schemas.microsoft.com/office/word/2010/wordml" xmlns:w15="http://schemas.microsoft.com/office/word/2012/wordml" xmlns:w16cex="http://schemas.microsoft.com/office/word/2018/wordml/cex" xmlns:w16cid="http://schemas.microsoft.com/office/word/2016/wordml/cid" xmlns:w16="http://schemas.microsoft.com/office/word/2018/wordml" xmlns:w16du="http://schemas.microsoft.com/office/word/2023/wordml/word16du" xmlns:w16sdtdh="http://schemas.microsoft.com/office/word/2020/wordml/sdtdatahash" xmlns:w16sdtfl="http://schemas.microsoft.com/office/word/2024/wordml/sdtformatlock" xmlns:w16se="http://schemas.microsoft.com/office/word/2015/wordml/symex" xmlns:wpg="http://schemas.microsoft.com/office/word/2010/wordprocessingGroup" xmlns:wpi="http://schemas.microsoft.com/office/word/2010/wordprocessingInk" xmlns:wne="http://schemas.microsoft.com/office/word/2006/wordml" xmlns:wps="http://schemas.microsoft.com/office/word/2010/wordprocessingShape" mc:Ignorable="w14 w15 w16se w16cid w16 w16cex w16sdtdh w16sdtfl w16du wp14">
-  <w:comment w:id="0" w:author="解琦" w:date="2026-06-03T13:05:00Z" w:initials="">
-    <w:p>
-      <w:pPr>
-        <w:pStyle w:val="ae"/>
-      </w:pPr>
-      <w:r>
-        <w:rPr>
-          <w:rStyle w:val="af0"/>
-        </w:rPr>
-        <w:annotationRef/>
-      </w:r>
-      <w:r>
-        <w:rPr>
-          <w:rFonts w:hint="eastAsia"/>
-        </w:rPr>
-        <w:t>第二个谓语动词</w:t>
-      </w:r>
-    </w:p>
-  </w:comment>
-  <w:comment w:id="1" w:author="解琦" w:date="2026-06-03T13:05:00Z" w:initials="">
-    <w:p>
-      <w:pPr>
-        <w:pStyle w:val="ae"/>
-      </w:pPr>
-      <w:r>
-        <w:rPr>
-          <w:rStyle w:val="af0"/>
-        </w:rPr>
-        <w:annotationRef/>
-      </w:r>
-      <w:r>
-        <w:rPr>
-          <w:rFonts w:hint="eastAsia"/>
-        </w:rPr>
-        <w:t>这是名词</w:t>
-      </w:r>
-    </w:p>
-  </w:comment>
-  <w:comment w:id="2" w:author="解琦" w:date="2026-06-03T13:06:00Z" w:initials="">
-    <w:p>
-      <w:pPr>
-        <w:pStyle w:val="ae"/>
-      </w:pPr>
-      <w:r>
-        <w:rPr>
-          <w:rStyle w:val="af0"/>
-        </w:rPr>
-        <w:annotationRef/>
-      </w:r>
-      <w:r>
-        <w:rPr>
-          <w:rFonts w:hint="eastAsia"/>
-        </w:rPr>
-        <w:t>复数</w:t>
-      </w:r>
-    </w:p>
-  </w:comment>
-  <w:comment w:id="3" w:author="解琦" w:date="2026-06-03T13:06:00Z" w:initials="">
-    <w:p>
-      <w:pPr>
-        <w:pStyle w:val="ae"/>
-      </w:pPr>
-      <w:r>
-        <w:rPr>
-          <w:rStyle w:val="af0"/>
-        </w:rPr>
-        <w:annotationRef/>
-      </w:r>
-      <w:r>
-        <w:rPr>
-          <w:rFonts w:hint="eastAsia"/>
-        </w:rPr>
-        <w:t>water leaks into my room</w:t>
-      </w:r>
-    </w:p>
-  </w:comment>
-  <w:comment w:id="4" w:author="解琦" w:date="2026-06-03T13:09:00Z" w:initials="">
-    <w:p>
-      <w:pPr>
-        <w:pStyle w:val="ae"/>
-      </w:pPr>
-      <w:r>
-        <w:rPr>
-          <w:rStyle w:val="af0"/>
-        </w:rPr>
-        <w:annotationRef/>
-      </w:r>
-      <w:r>
-        <w:rPr>
-          <w:rFonts w:hint="eastAsia"/>
-        </w:rPr>
-        <w:t>The windows cannot be closed properly and a lot of wind blows into my room.</w:t>
-      </w:r>
-    </w:p>
-  </w:comment>
-  <w:comment w:id="5" w:author="解琦" w:date="2026-06-03T13:10:00Z" w:initials="">
-    <w:p>
-      <w:pPr>
-        <w:pStyle w:val="ae"/>
-      </w:pPr>
-      <w:r>
-        <w:rPr>
-          <w:rStyle w:val="af0"/>
-        </w:rPr>
-        <w:annotationRef/>
-      </w:r>
-      <w:r>
-        <w:rPr>
-          <w:rFonts w:hint="eastAsia"/>
-        </w:rPr>
-        <w:t>These problems seriously disturb my daily study</w:t>
-      </w:r>
-    </w:p>
-  </w:comment>
-  <w:comment w:id="6" w:author="解琦" w:date="2026-06-03T13:11:00Z" w:initials="">
-    <w:p>
-      <w:pPr>
-        <w:pStyle w:val="ae"/>
-      </w:pPr>
-      <w:r>
-        <w:rPr>
-          <w:rStyle w:val="af0"/>
-        </w:rPr>
-        <w:annotationRef/>
-      </w:r>
-      <w:r>
-        <w:rPr>
-          <w:rFonts w:hint="eastAsia"/>
-        </w:rPr>
-        <w:t>for</w:t>
-      </w:r>
-    </w:p>
-  </w:comment>
-  <w:comment w:id="7" w:author="解琦" w:date="2026-06-03T13:11:00Z" w:initials="">
-    <w:p>
-      <w:pPr>
-        <w:pStyle w:val="ae"/>
-      </w:pPr>
-      <w:r>
-        <w:rPr>
-          <w:rStyle w:val="af0"/>
-        </w:rPr>
-        <w:annotationRef/>
-      </w:r>
-      <w:r>
-        <w:rPr>
-          <w:rFonts w:hint="eastAsia"/>
-        </w:rPr>
-        <w:t>s</w:t>
-      </w:r>
-    </w:p>
-  </w:comment>
-  <w:comment w:id="8" w:author="解琦" w:date="2026-06-03T13:13:00Z" w:initials="">
-    <w:p>
-      <w:pPr>
-        <w:pStyle w:val="ae"/>
-      </w:pPr>
-      <w:r>
-        <w:rPr>
-          <w:rStyle w:val="af0"/>
-        </w:rPr>
-        <w:annotationRef/>
-      </w:r>
-      <w:r>
-        <w:rPr>
-          <w:rFonts w:hint="eastAsia"/>
-        </w:rPr>
-        <w:t>宾语呢</w:t>
-      </w:r>
-    </w:p>
-  </w:comment>
-  <w:comment w:id="9" w:author="解琦" w:date="2026-06-03T13:26:00Z" w:initials="">
-    <w:p>
-      <w:pPr>
-        <w:pStyle w:val="ae"/>
-      </w:pPr>
-      <w:r>
-        <w:rPr>
-          <w:rStyle w:val="af0"/>
-        </w:rPr>
-        <w:annotationRef/>
-      </w:r>
-      <w:r>
-        <w:rPr>
-          <w:rFonts w:hint="eastAsia"/>
-        </w:rPr>
-        <w:t>themselves</w:t>
-      </w:r>
-    </w:p>
-  </w:comment>
-  <w:comment w:id="10" w:author="解琦" w:date="2026-06-03T13:26:00Z" w:initials="">
-    <w:p>
-      <w:pPr>
-        <w:pStyle w:val="ae"/>
-      </w:pPr>
-      <w:r>
-        <w:rPr>
-          <w:rStyle w:val="af0"/>
-        </w:rPr>
-        <w:annotationRef/>
-      </w:r>
-      <w:r>
-        <w:rPr>
-          <w:rFonts w:hint="eastAsia"/>
-        </w:rPr>
-        <w:t>这是什么technology？</w:t>
-      </w:r>
-    </w:p>
-  </w:comment>
-  <w:comment w:id="11" w:author="解琦" w:date="2026-06-03T13:28:00Z" w:initials="">
-    <w:p>
-      <w:pPr>
-        <w:pStyle w:val="ae"/>
-      </w:pPr>
-      <w:r>
-        <w:rPr>
-          <w:rStyle w:val="af0"/>
-        </w:rPr>
-        <w:annotationRef/>
-      </w:r>
-      <w:r>
-        <w:rPr>
-          <w:rFonts w:hint="eastAsia"/>
-        </w:rPr>
-        <w:t>这是什么？玉米卡？</w:t>
-      </w:r>
-    </w:p>
-  </w:comment>
-  <w:comment w:id="12" w:author="解琦" w:date="2026-06-03T13:33:00Z" w:initials="">
-    <w:p>
-      <w:pPr>
-        <w:pStyle w:val="ae"/>
-      </w:pPr>
-      <w:r>
-        <w:rPr>
-          <w:rStyle w:val="af0"/>
-        </w:rPr>
-        <w:annotationRef/>
-      </w:r>
-      <w:r>
-        <w:rPr>
-          <w:rFonts w:hint="eastAsia"/>
-        </w:rPr>
-        <w:t>什么意思</w:t>
-      </w:r>
-    </w:p>
-  </w:comment>
-  <w:comment w:id="13" w:author="解琦" w:date="2026-06-03T13:33:00Z" w:initials="">
-    <w:p>
-      <w:pPr>
-        <w:pStyle w:val="ae"/>
-      </w:pPr>
-      <w:r>
-        <w:rPr>
-          <w:rStyle w:val="af0"/>
-        </w:rPr>
-        <w:annotationRef/>
-      </w:r>
-      <w:r>
-        <w:rPr>
-          <w:rFonts w:hint="eastAsia"/>
-        </w:rPr>
-        <w:t>s</w:t>
-      </w:r>
-    </w:p>
-  </w:comment>
-  <w:comment w:id="14" w:author="解琦" w:date="2026-06-03T13:34:00Z" w:initials="">
-    <w:p>
-      <w:pPr>
-        <w:pStyle w:val="ae"/>
-      </w:pPr>
-      <w:r>
-        <w:rPr>
-          <w:rStyle w:val="af0"/>
-        </w:rPr>
-        <w:annotationRef/>
-      </w:r>
-      <w:r>
-        <w:rPr>
-          <w:rFonts w:hint="eastAsia"/>
-        </w:rPr>
-        <w:t>什么意思</w:t>
-      </w:r>
-    </w:p>
-  </w:comment>
-  <w:comment w:id="15" w:author="解琦" w:date="2026-06-03T13:34:00Z" w:initials="">
-    <w:p>
-      <w:pPr>
-        <w:pStyle w:val="ae"/>
-      </w:pPr>
-      <w:r>
-        <w:rPr>
-          <w:rStyle w:val="af0"/>
-        </w:rPr>
-        <w:annotationRef/>
-      </w:r>
-      <w:r>
-        <w:rPr>
-          <w:rFonts w:hint="eastAsia"/>
-        </w:rPr>
-        <w:t>Corporate transparency，这两个词查一下单词，再仔细读一下题目里的解释</w:t>
-      </w:r>
-    </w:p>
-  </w:comment>
-</w:comments>
-</file>
-
-<file path=word/commentsExtended.xml><?xml version="1.0" encoding="utf-8"?>
-<w15:commentsEx xmlns:wpc="http://schemas.microsoft.com/office/word/2010/wordprocessingCanvas" xmlns:cx="http://schemas.microsoft.com/office/drawing/2014/chartex" xmlns:cx1="http://schemas.microsoft.com/office/drawing/2015/9/8/chartex" xmlns:cx2="http://schemas.microsoft.com/office/drawing/2015/10/21/chartex" xmlns:cx3="http://schemas.microsoft.com/office/drawing/2016/5/9/chartex" xmlns:cx4="http://schemas.microsoft.com/office/drawing/2016/5/10/chartex" xmlns:cx5="http://schemas.microsoft.com/office/drawing/2016/5/11/chartex" xmlns:cx6="http://schemas.microsoft.com/office/drawing/2016/5/12/chartex" xmlns:cx7="http://schemas.microsoft.com/office/drawing/2016/5/13/chartex" xmlns:cx8="http://schemas.microsoft.com/office/drawing/2016/5/14/chartex" xmlns:mc="http://schemas.openxmlformats.org/markup-compatibility/2006" xmlns:aink="http://schemas.microsoft.com/office/drawing/2016/ink" xmlns:am3d="http://schemas.microsoft.com/office/drawing/2017/model3d" xmlns:o="urn:schemas-microsoft-com:office:office" xmlns:oel="http://schemas.microsoft.com/office/2019/extlst" xmlns:r="http://schemas.openxmlformats.org/officeDocument/2006/relationships" xmlns:m="http://schemas.openxmlformats.org/officeDocument/2006/math" xmlns:v="urn:schemas-microsoft-com:vml" xmlns:wp14="http://schemas.microsoft.com/office/word/2010/wordprocessingDrawing" xmlns:wp="http://schemas.openxmlformats.org/drawingml/2006/wordprocessingDrawing" xmlns:w10="urn:schemas-microsoft-com:office:word" xmlns:w="http://schemas.openxmlformats.org/wordprocessingml/2006/main" xmlns:w14="http://schemas.microsoft.com/office/word/2010/wordml" xmlns:w15="http://schemas.microsoft.com/office/word/2012/wordml" xmlns:w16cex="http://schemas.microsoft.com/office/word/2018/wordml/cex" xmlns:w16cid="http://schemas.microsoft.com/office/word/2016/wordml/cid" xmlns:w16="http://schemas.microsoft.com/office/word/2018/wordml" xmlns:w16du="http://schemas.microsoft.com/office/word/2023/wordml/word16du" xmlns:w16sdtdh="http://schemas.microsoft.com/office/word/2020/wordml/sdtdatahash" xmlns:w16sdtfl="http://schemas.microsoft.com/office/word/2024/wordml/sdtformatlock" xmlns:w16se="http://schemas.microsoft.com/office/word/2015/wordml/symex" xmlns:wpg="http://schemas.microsoft.com/office/word/2010/wordprocessingGroup" xmlns:wpi="http://schemas.microsoft.com/office/word/2010/wordprocessingInk" xmlns:wne="http://schemas.microsoft.com/office/word/2006/wordml" xmlns:wps="http://schemas.microsoft.com/office/word/2010/wordprocessingShape" mc:Ignorable="w14 w15 w16se w16cid w16 w16cex w16sdtdh w16sdtfl w16du wp14">
-  <w15:commentEx w15:paraId="5ED63093" w15:done="0"/>
-  <w15:commentEx w15:paraId="5A1272A8" w15:done="0"/>
-  <w15:commentEx w15:paraId="10C58F85" w15:done="0"/>
-  <w15:commentEx w15:paraId="061F97CB" w15:done="0"/>
-  <w15:commentEx w15:paraId="050EFC40" w15:done="0"/>
-  <w15:commentEx w15:paraId="2AEFCAE4" w15:done="0"/>
-  <w15:commentEx w15:paraId="4C4743AD" w15:done="0"/>
-  <w15:commentEx w15:paraId="64FC1C30" w15:done="0"/>
-  <w15:commentEx w15:paraId="36D23D32" w15:done="0"/>
-  <w15:commentEx w15:paraId="3A828640" w15:done="0"/>
-  <w15:commentEx w15:paraId="3C650BFC" w15:done="0"/>
-  <w15:commentEx w15:paraId="0B898802" w15:done="0"/>
-  <w15:commentEx w15:paraId="363376D0" w15:done="0"/>
-  <w15:commentEx w15:paraId="6F61EB57" w15:done="0"/>
-  <w15:commentEx w15:paraId="1A8E6A62" w15:done="0"/>
-  <w15:commentEx w15:paraId="6493FC27" w15:done="0"/>
-</w15:commentsEx>
-</file>
-
-<file path=word/commentsIds.xml><?xml version="1.0" encoding="utf-8"?>
-<w16cid:commentsIds xmlns:wpc="http://schemas.microsoft.com/office/word/2010/wordprocessingCanvas" xmlns:cx="http://schemas.microsoft.com/office/drawing/2014/chartex" xmlns:cx1="http://schemas.microsoft.com/office/drawing/2015/9/8/chartex" xmlns:cx2="http://schemas.microsoft.com/office/drawing/2015/10/21/chartex" xmlns:cx3="http://schemas.microsoft.com/office/drawing/2016/5/9/chartex" xmlns:cx4="http://schemas.microsoft.com/office/drawing/2016/5/10/chartex" xmlns:cx5="http://schemas.microsoft.com/office/drawing/2016/5/11/chartex" xmlns:cx6="http://schemas.microsoft.com/office/drawing/2016/5/12/chartex" xmlns:cx7="http://schemas.microsoft.com/office/drawing/2016/5/13/chartex" xmlns:cx8="http://schemas.microsoft.com/office/drawing/2016/5/14/chartex" xmlns:mc="http://schemas.openxmlformats.org/markup-compatibility/2006" xmlns:aink="http://schemas.microsoft.com/office/drawing/2016/ink" xmlns:am3d="http://schemas.microsoft.com/office/drawing/2017/model3d" xmlns:o="urn:schemas-microsoft-com:office:office" xmlns:oel="http://schemas.microsoft.com/office/2019/extlst" xmlns:r="http://schemas.openxmlformats.org/officeDocument/2006/relationships" xmlns:m="http://schemas.openxmlformats.org/officeDocument/2006/math" xmlns:v="urn:schemas-microsoft-com:vml" xmlns:wp14="http://schemas.microsoft.com/office/word/2010/wordprocessingDrawing" xmlns:wp="http://schemas.openxmlformats.org/drawingml/2006/wordprocessingDrawing" xmlns:w10="urn:schemas-microsoft-com:office:word" xmlns:w="http://schemas.openxmlformats.org/wordprocessingml/2006/main" xmlns:w14="http://schemas.microsoft.com/office/word/2010/wordml" xmlns:w15="http://schemas.microsoft.com/office/word/2012/wordml" xmlns:w16cex="http://schemas.microsoft.com/office/word/2018/wordml/cex" xmlns:w16cid="http://schemas.microsoft.com/office/word/2016/wordml/cid" xmlns:w16="http://schemas.microsoft.com/office/word/2018/wordml" xmlns:w16du="http://schemas.microsoft.com/office/word/2023/wordml/word16du" xmlns:w16sdtdh="http://schemas.microsoft.com/office/word/2020/wordml/sdtdatahash" xmlns:w16sdtfl="http://schemas.microsoft.com/office/word/2024/wordml/sdtformatlock" xmlns:w16se="http://schemas.microsoft.com/office/word/2015/wordml/symex" xmlns:wpg="http://schemas.microsoft.com/office/word/2010/wordprocessingGroup" xmlns:wpi="http://schemas.microsoft.com/office/word/2010/wordprocessingInk" xmlns:wne="http://schemas.microsoft.com/office/word/2006/wordml" xmlns:wps="http://schemas.microsoft.com/office/word/2010/wordprocessingShape" mc:Ignorable="w14 w15 w16se w16cid w16 w16cex w16sdtdh w16sdtfl w16du wp14">
-  <w16cid:commentId w16cid:paraId="5ED63093" w16cid:durableId="08867D1F"/>
-  <w16cid:commentId w16cid:paraId="5A1272A8" w16cid:durableId="2DE766A9"/>
-  <w16cid:commentId w16cid:paraId="10C58F85" w16cid:durableId="52F3DEC6"/>
-  <w16cid:commentId w16cid:paraId="061F97CB" w16cid:durableId="549C90FA"/>
-  <w16cid:commentId w16cid:paraId="050EFC40" w16cid:durableId="36855393"/>
-  <w16cid:commentId w16cid:paraId="2AEFCAE4" w16cid:durableId="60CE5B9B"/>
-  <w16cid:commentId w16cid:paraId="4C4743AD" w16cid:durableId="38BAE880"/>
-  <w16cid:commentId w16cid:paraId="64FC1C30" w16cid:durableId="6990C7F9"/>
-  <w16cid:commentId w16cid:paraId="36D23D32" w16cid:durableId="0FFE4770"/>
-  <w16cid:commentId w16cid:paraId="3A828640" w16cid:durableId="6E5ADC2A"/>
-  <w16cid:commentId w16cid:paraId="3C650BFC" w16cid:durableId="16722641"/>
-  <w16cid:commentId w16cid:paraId="0B898802" w16cid:durableId="4FAC409D"/>
-  <w16cid:commentId w16cid:paraId="363376D0" w16cid:durableId="4B2535A4"/>
-  <w16cid:commentId w16cid:paraId="6F61EB57" w16cid:durableId="4B73B7C2"/>
-  <w16cid:commentId w16cid:paraId="1A8E6A62" w16cid:durableId="354421D1"/>
-  <w16cid:commentId w16cid:paraId="6493FC27" w16cid:durableId="088480CC"/>
-</w16cid:commentsIds>
 </file>
 
 <file path=word/styles.xml><?xml version="1.0" encoding="utf-8"?>
@@ -1042,7 +463,7 @@
   <w:style w:type="paragraph" w:default="1" w:styleId="a">
     <w:name w:val="Normal"/>
     <w:qFormat/>
-    <w:rsid w:val="004005B7"/>
+    <w:rsid w:val="00A078AF"/>
     <w:pPr>
       <w:widowControl w:val="0"/>
     </w:pPr>
